--- a/2do Año/Psicología Evolutiva/3_Guias_de_Estudio/C22_Afrontamiento_Repaso_Guia.docx
+++ b/2do Año/Psicología Evolutiva/3_Guias_de_Estudio/C22_Afrontamiento_Repaso_Guia.docx
@@ -2,13 +2,13 @@
 <file path=word/document.xml><?xml version="1.0" encoding="utf-8"?>
 <w:document xmlns:w="http://schemas.openxmlformats.org/wordprocessingml/2006/main" xmlns:m="http://schemas.openxmlformats.org/officeDocument/2006/math" xmlns:r="http://schemas.openxmlformats.org/officeDocument/2006/relationships" xmlns:o="urn:schemas-microsoft-com:office:office" xmlns:v="urn:schemas-microsoft-com:vml" xmlns:w10="urn:schemas-microsoft-com:office:word" xmlns:a="http://schemas.openxmlformats.org/drawingml/2006/main" xmlns:pic="http://schemas.openxmlformats.org/drawingml/2006/picture" xmlns:wp="http://schemas.openxmlformats.org/drawingml/2006/wordprocessingDrawing">
   <w:body>
-    <w:bookmarkStart w:id="17" w:name="Xa25138410d93050921c7c057c23e9076da1f8d1"/>
+    <w:bookmarkStart w:id="17" w:name="X3d3fb95d61f6af8d88865cd4fd5522145ed6e5a"/>
     <w:p>
       <w:pPr>
         <w:pStyle w:val="Heading1"/>
       </w:pPr>
       <w:r>
-        <w:t xml:space="preserve">C22 — Afrontamiento y salud mental · Ficha de repaso</w:t>
+        <w:t xml:space="preserve">C22 — Salud mental, afrontamiento y adaptación · Ficha de repaso</w:t>
       </w:r>
     </w:p>
     <w:p>
@@ -42,7 +42,7 @@
         <w:t xml:space="preserve"> </w:t>
       </w:r>
       <w:r>
-        <w:t xml:space="preserve">es «hacer lo mejor que uno puede con lo que tiene» (Kivnick): usar fortalezas y recursos para afrontar el estrés. Los</w:t>
+        <w:t xml:space="preserve">es vivir con sentido usando los recursos disponibles, y</w:t>
       </w:r>
       <w:r>
         <w:t xml:space="preserve"> </w:t>
@@ -52,13 +52,55 @@
           <w:b/>
           <w:bCs/>
         </w:rPr>
-        <w:t xml:space="preserve">modelos de afrontamiento</w:t>
-      </w:r>
-      <w:r>
-        <w:t xml:space="preserve"> </w:t>
-      </w:r>
-      <w:r>
-        <w:t xml:space="preserve">(ambiental, conductual, de estilos y, sobre todo, el de</w:t>
+        <w:t xml:space="preserve">no se deteriora típicamente en la vejez</w:t>
+      </w:r>
+      <w:r>
+        <w:t xml:space="preserve">.</w:t>
+      </w:r>
+      <w:r>
+        <w:t xml:space="preserve"> </w:t>
+      </w:r>
+      <w:r>
+        <w:rPr>
+          <w:b/>
+          <w:bCs/>
+        </w:rPr>
+        <w:t xml:space="preserve">Afrontar</w:t>
+      </w:r>
+      <w:r>
+        <w:t xml:space="preserve"> </w:t>
+      </w:r>
+      <w:r>
+        <w:t xml:space="preserve">es pensar o actuar para reducir el estrés; la cátedra presenta tres enfoques:</w:t>
+      </w:r>
+      <w:r>
+        <w:t xml:space="preserve"> </w:t>
+      </w:r>
+      <w:r>
+        <w:rPr>
+          <w:b/>
+          <w:bCs/>
+        </w:rPr>
+        <w:t xml:space="preserve">ambiental</w:t>
+      </w:r>
+      <w:r>
+        <w:t xml:space="preserve">,</w:t>
+      </w:r>
+      <w:r>
+        <w:t xml:space="preserve"> </w:t>
+      </w:r>
+      <w:r>
+        <w:rPr>
+          <w:b/>
+          <w:bCs/>
+        </w:rPr>
+        <w:t xml:space="preserve">conductual</w:t>
+      </w:r>
+      <w:r>
+        <w:t xml:space="preserve"> </w:t>
+      </w:r>
+      <w:r>
+        <w:t xml:space="preserve">y</w:t>
       </w:r>
       <w:r>
         <w:t xml:space="preserve"> </w:t>
@@ -74,7 +116,7 @@
         <w:t xml:space="preserve"> </w:t>
       </w:r>
       <w:r>
-        <w:t xml:space="preserve">de Lazarus) explican cómo se afronta: es un proceso dinámico, centrado en el problema o en la emoción. El</w:t>
+        <w:t xml:space="preserve">(problema o emoción; ninguna estrategia es mala en sí). El</w:t>
       </w:r>
       <w:r>
         <w:t xml:space="preserve"> </w:t>
@@ -90,7 +132,55 @@
         <w:t xml:space="preserve"> </w:t>
       </w:r>
       <w:r>
-        <w:t xml:space="preserve">se explica con modelos normativos (Peck, desvinculación, actividad) y de equilibrio (continuidad, Whitbourne). Cuando el afrontamiento falla: conductas destructivas y trastornos como depresión y demencia (Papalia et al., 2009b, pp. 433, 435, 438, 444-449, 461-475).</w:t>
+        <w:t xml:space="preserve">se explica con modelos</w:t>
+      </w:r>
+      <w:r>
+        <w:t xml:space="preserve"> </w:t>
+      </w:r>
+      <w:r>
+        <w:rPr>
+          <w:b/>
+          <w:bCs/>
+        </w:rPr>
+        <w:t xml:space="preserve">normativos</w:t>
+      </w:r>
+      <w:r>
+        <w:t xml:space="preserve"> </w:t>
+      </w:r>
+      <w:r>
+        <w:t xml:space="preserve">(Peck, desvinculación, actividad) y de</w:t>
+      </w:r>
+      <w:r>
+        <w:t xml:space="preserve"> </w:t>
+      </w:r>
+      <w:r>
+        <w:rPr>
+          <w:b/>
+          <w:bCs/>
+        </w:rPr>
+        <w:t xml:space="preserve">equilibrio</w:t>
+      </w:r>
+      <w:r>
+        <w:t xml:space="preserve"> </w:t>
+      </w:r>
+      <w:r>
+        <w:t xml:space="preserve">(continuidad, Whitbourne). Cuando el afrontamiento falla aparecen</w:t>
+      </w:r>
+      <w:r>
+        <w:t xml:space="preserve"> </w:t>
+      </w:r>
+      <w:r>
+        <w:rPr>
+          <w:b/>
+          <w:bCs/>
+        </w:rPr>
+        <w:t xml:space="preserve">comportamientos destructivos</w:t>
+      </w:r>
+      <w:r>
+        <w:t xml:space="preserve"> </w:t>
+      </w:r>
+      <w:r>
+        <w:t xml:space="preserve">(Cátedra de Psicología Evolutiva, 2026h, diapositivas 4-8, 25; Papalia et al., 2009b, pp. 433-449, 461).</w:t>
       </w:r>
     </w:p>
     <w:p>
@@ -100,14 +190,14 @@
       <w:r>
         <w:drawing>
           <wp:inline>
-            <wp:extent cx="5759999" cy="1271020"/>
+            <wp:extent cx="5759999" cy="2578775"/>
             <wp:effectExtent b="0" l="0" r="0" t="0"/>
-            <wp:docPr descr="Diagrama de la guía" title="" id="10" name="Picture"/>
+            <wp:docPr descr="Diagrama 01" title="" id="10" name="Picture"/>
             <a:graphic>
               <a:graphicData uri="http://schemas.openxmlformats.org/drawingml/2006/picture">
                 <pic:pic>
                   <pic:nvPicPr>
-                    <pic:cNvPr descr="C:/Users/Fmendezcasariego/OneDrive/Carpetas/Educación/Universidad/Favaloro/Psicología/2do%20Año/Psicología%20Evolutiva/3_Guias_de_Estudio/_media/C22_Afrontamiento_01.png" id="11" name="Picture"/>
+                    <pic:cNvPr descr="C:/Users/Fmendezcasariego/OneDrive/Carpetas/Educación/Universidad/Favaloro/Psicología/2do%20Año/Psicología%20Evolutiva/3_Guias_de_Estudio/_media/C22_Afrontamiento_Repaso_01.png" id="11" name="Picture"/>
                     <pic:cNvPicPr>
                       <a:picLocks noChangeArrowheads="1" noChangeAspect="1"/>
                     </pic:cNvPicPr>
@@ -121,7 +211,7 @@
                   <pic:spPr bwMode="auto">
                     <a:xfrm>
                       <a:off x="0" y="0"/>
-                      <a:ext cx="5759999" cy="1271020"/>
+                      <a:ext cx="5759999" cy="2578775"/>
                     </a:xfrm>
                     <a:prstGeom prst="rect">
                       <a:avLst/>
@@ -158,13 +248,13 @@
           <w:b/>
           <w:bCs/>
         </w:rPr>
-        <w:t xml:space="preserve">P1. Modelos de afrontamiento.</w:t>
-      </w:r>
-      <w:r>
-        <w:t xml:space="preserve"> </w:t>
-      </w:r>
-      <w:r>
-        <w:t xml:space="preserve">1) Ambiental: unidades de cambio de vida (Holmes y Rahe), congruencia, competencia-presión (pp. 435-436). 2) Conductual: desesperanza aprendida (p. 437). 3) Estilos: mecanismos de Vaillant (maduro, neurótico, inmaduro, psicótico) (p. 437). 4) Valoración cognitiva (Lazarus): valorar, elegir, evaluar y revalorar (pp. 438-439). 5) Ninguna estrategia es mala en sí.</w:t>
+        <w:t xml:space="preserve">P1. Salud mental en la vejez.</w:t>
+      </w:r>
+      <w:r>
+        <w:t xml:space="preserve"> </w:t>
+      </w:r>
+      <w:r>
+        <w:t xml:space="preserve">1) Definición: vivir con sentido con recursos y apoyos (Kivnick, citado en p. 433). 2) Contra el estereotipo: menos enfermedad mental que en los jóvenes; tiende a mejorar (p. 461). 3) Factores: salud física, ajuste psicológico, nivel socioeconómico, eventos vitales, apoyo social (pp. 461-462).</w:t>
       </w:r>
     </w:p>
     <w:p>
@@ -176,13 +266,13 @@
           <w:b/>
           <w:bCs/>
         </w:rPr>
-        <w:t xml:space="preserve">P2. Problema vs. emoción.</w:t>
-      </w:r>
-      <w:r>
-        <w:t xml:space="preserve"> </w:t>
-      </w:r>
-      <w:r>
-        <w:t xml:space="preserve">Problema: eliminar o gestionar lo que estresa (cuando se ve posible un cambio); emoción: manejar la respuesta emocional (cuando poco puede hacerse); los ancianos usan más las centradas en la emoción, y pueden ser más selectivos (pp. 439-441). Ejemplos: la «posesión» en Malasia, la religión.</w:t>
+        <w:t xml:space="preserve">P2. Modelos de afrontamiento.</w:t>
+      </w:r>
+      <w:r>
+        <w:t xml:space="preserve"> </w:t>
+      </w:r>
+      <w:r>
+        <w:t xml:space="preserve">1) Ambiental: LCU de Holmes y Rahe (mitad de 150-300 y 70 % de más de 300 enfermaron); críticas: interpretación, momento, falta de cambio, tensiones cotidianas; congruencia y competencia-presión (pp. 435-436). 2) Conductual: condicionamiento; lucha, huida o aguante; desesperanza aprendida (p. 437). 3) Valoración cognitiva (§P3).</w:t>
       </w:r>
     </w:p>
     <w:p>
@@ -194,13 +284,13 @@
           <w:b/>
           <w:bCs/>
         </w:rPr>
-        <w:t xml:space="preserve">P3. Envejecimiento exitoso.</w:t>
-      </w:r>
-      <w:r>
-        <w:t xml:space="preserve"> </w:t>
-      </w:r>
-      <w:r>
-        <w:t xml:space="preserve">MacArthur: evitar enfermedad y discapacidad, mantener el funcionamiento, involucrarse activamente (p. 444); críticas: puede cargar y «culpar a las víctimas» (pp. 444-445). Peck: siete ajustes. Desvinculación vs. actividad vs. continuidad (Atchley); estilos de identidad de Whitbourne (pp. 445-449).</w:t>
+        <w:t xml:space="preserve">P3. Valoración cognitiva.</w:t>
+      </w:r>
+      <w:r>
+        <w:t xml:space="preserve"> </w:t>
+      </w:r>
+      <w:r>
+        <w:t xml:space="preserve">1) Proceso dinámico ante una exigencia que supera los recursos (p. 438). 2) Recursos y restricciones personales y ambientales (p. 438). 3) Problema vs. emoción (p. 439). 4) Ninguna es mala en sí; los mayores regulan mejor la emoción; religión 17,4 % (pp. 439-442).</w:t>
       </w:r>
     </w:p>
     <w:p>
@@ -212,13 +302,13 @@
           <w:b/>
           <w:bCs/>
         </w:rPr>
-        <w:t xml:space="preserve">P4. Conductas destructivas.</w:t>
-      </w:r>
-      <w:r>
-        <w:t xml:space="preserve"> </w:t>
-      </w:r>
-      <w:r>
-        <w:t xml:space="preserve">Abuso y dependencia de sustancias (alcohol, efectos de cohorte); violencia del compañero íntimo; abuso infantil y de ancianos (pp. 450-460).</w:t>
+        <w:t xml:space="preserve">P4. Envejecimiento exitoso.</w:t>
+      </w:r>
+      <w:r>
+        <w:t xml:space="preserve"> </w:t>
+      </w:r>
+      <w:r>
+        <w:t xml:space="preserve">1) MacArthur: evitar la enfermedad, mantener el funcionamiento, involucrarse (p. 444). 2) Críticas: presión, estilos de vida, genética, escolaridad, nivel socioeconómico (pp. 444-445). 3) Normativos: Peck (siete ajustes), desvinculación, actividad (pp. 445-447). 4) Equilibrio: continuidad (Atchley), Whitbourne (pp. 447-449).</w:t>
       </w:r>
     </w:p>
     <w:p>
@@ -230,13 +320,13 @@
           <w:b/>
           <w:bCs/>
         </w:rPr>
-        <w:t xml:space="preserve">P5. Salud mental en la vejez.</w:t>
-      </w:r>
-      <w:r>
-        <w:t xml:space="preserve"> </w:t>
-      </w:r>
-      <w:r>
-        <w:t xml:space="preserve">La mayoría goza de buena salud mental; ciclo de vida (multidireccionalidad, plasticidad); seis dimensiones de Ryff; depresión (subdiagnosticada, tratable), demencia, hipocondría; fortalezas de Kivnick (pp. 461-473).</w:t>
+        <w:t xml:space="preserve">P5. Comportamientos destructivos.</w:t>
+      </w:r>
+      <w:r>
+        <w:t xml:space="preserve"> </w:t>
+      </w:r>
+      <w:r>
+        <w:t xml:space="preserve">Sustancias (subestimadas en los ancianos); violencia del compañero íntimo (normas de otra época, falta de independencia económica); abuso de ancianos (negligencia la más común; más vulnerables mujeres, personas con demencia, depresión o discapacidad) (pp. 450-458).</w:t>
       </w:r>
     </w:p>
     <w:bookmarkEnd w:id="12"/>
@@ -311,6 +401,82 @@
               <w:jc w:val="left"/>
             </w:pPr>
             <w:r>
+              <w:t xml:space="preserve">Modelo ambiental</w:t>
+            </w:r>
+          </w:p>
+        </w:tc>
+        <w:tc>
+          <w:tcPr/>
+          <w:p>
+            <w:pPr>
+              <w:pStyle w:val="Compact"/>
+              <w:jc w:val="left"/>
+            </w:pPr>
+            <w:r>
+              <w:t xml:space="preserve">Valoración cognitiva</w:t>
+            </w:r>
+          </w:p>
+        </w:tc>
+        <w:tc>
+          <w:tcPr/>
+          <w:p>
+            <w:pPr>
+              <w:pStyle w:val="Compact"/>
+              <w:jc w:val="left"/>
+            </w:pPr>
+            <w:r>
+              <w:t xml:space="preserve">Cuentan las demandas / cuenta cómo la persona interpreta la situación (pp. 435-438)</w:t>
+            </w:r>
+          </w:p>
+        </w:tc>
+      </w:tr>
+      <w:tr>
+        <w:tc>
+          <w:tcPr/>
+          <w:p>
+            <w:pPr>
+              <w:pStyle w:val="Compact"/>
+              <w:jc w:val="left"/>
+            </w:pPr>
+            <w:r>
+              <w:t xml:space="preserve">Congruencia</w:t>
+            </w:r>
+          </w:p>
+        </w:tc>
+        <w:tc>
+          <w:tcPr/>
+          <w:p>
+            <w:pPr>
+              <w:pStyle w:val="Compact"/>
+              <w:jc w:val="left"/>
+            </w:pPr>
+            <w:r>
+              <w:t xml:space="preserve">Competencia-presión</w:t>
+            </w:r>
+          </w:p>
+        </w:tc>
+        <w:tc>
+          <w:tcPr/>
+          <w:p>
+            <w:pPr>
+              <w:pStyle w:val="Compact"/>
+              <w:jc w:val="left"/>
+            </w:pPr>
+            <w:r>
+              <w:t xml:space="preserve">Ajuste persona-ambiente / demandas frente a habilidades (diapositiva 11)</w:t>
+            </w:r>
+          </w:p>
+        </w:tc>
+      </w:tr>
+      <w:tr>
+        <w:tc>
+          <w:tcPr/>
+          <w:p>
+            <w:pPr>
+              <w:pStyle w:val="Compact"/>
+              <w:jc w:val="left"/>
+            </w:pPr>
+            <w:r>
               <w:t xml:space="preserve">Enfocado en el problema</w:t>
             </w:r>
           </w:p>
@@ -349,82 +515,6 @@
               <w:jc w:val="left"/>
             </w:pPr>
             <w:r>
-              <w:t xml:space="preserve">Afrontamiento</w:t>
-            </w:r>
-          </w:p>
-        </w:tc>
-        <w:tc>
-          <w:tcPr/>
-          <w:p>
-            <w:pPr>
-              <w:pStyle w:val="Compact"/>
-              <w:jc w:val="left"/>
-            </w:pPr>
-            <w:r>
-              <w:t xml:space="preserve">Conducta adaptativa automática</w:t>
-            </w:r>
-          </w:p>
-        </w:tc>
-        <w:tc>
-          <w:tcPr/>
-          <w:p>
-            <w:pPr>
-              <w:pStyle w:val="Compact"/>
-              <w:jc w:val="left"/>
-            </w:pPr>
-            <w:r>
-              <w:t xml:space="preserve">Esfuerzo ante exigencia excesiva / respuesta aprendida (p. 438)</w:t>
-            </w:r>
-          </w:p>
-        </w:tc>
-      </w:tr>
-      <w:tr>
-        <w:tc>
-          <w:tcPr/>
-          <w:p>
-            <w:pPr>
-              <w:pStyle w:val="Compact"/>
-              <w:jc w:val="left"/>
-            </w:pPr>
-            <w:r>
-              <w:t xml:space="preserve">Modelo ambiental</w:t>
-            </w:r>
-          </w:p>
-        </w:tc>
-        <w:tc>
-          <w:tcPr/>
-          <w:p>
-            <w:pPr>
-              <w:pStyle w:val="Compact"/>
-              <w:jc w:val="left"/>
-            </w:pPr>
-            <w:r>
-              <w:t xml:space="preserve">Valoración cognitiva</w:t>
-            </w:r>
-          </w:p>
-        </w:tc>
-        <w:tc>
-          <w:tcPr/>
-          <w:p>
-            <w:pPr>
-              <w:pStyle w:val="Compact"/>
-              <w:jc w:val="left"/>
-            </w:pPr>
-            <w:r>
-              <w:t xml:space="preserve">Mecanicista / contextual y dinámico (pp. 435-438)</w:t>
-            </w:r>
-          </w:p>
-        </w:tc>
-      </w:tr>
-      <w:tr>
-        <w:tc>
-          <w:tcPr/>
-          <w:p>
-            <w:pPr>
-              <w:pStyle w:val="Compact"/>
-              <w:jc w:val="left"/>
-            </w:pPr>
-            <w:r>
               <w:t xml:space="preserve">Desvinculación</w:t>
             </w:r>
           </w:p>
@@ -449,7 +539,7 @@
               <w:jc w:val="left"/>
             </w:pPr>
             <w:r>
-              <w:t xml:space="preserve">Retiro universal / más actividad es mejor / equilibrio continuidad-cambio (pp. 446-448)</w:t>
+              <w:t xml:space="preserve">Retiro gradual de roles / más actividad, mejor / la actividad importa si continúa el estilo previo (pp. 446-448)</w:t>
             </w:r>
           </w:p>
         </w:tc>
@@ -463,7 +553,7 @@
               <w:jc w:val="left"/>
             </w:pPr>
             <w:r>
-              <w:t xml:space="preserve">Abuso de sustancias</w:t>
+              <w:t xml:space="preserve">Modelos normativos</w:t>
             </w:r>
           </w:p>
         </w:tc>
@@ -475,7 +565,7 @@
               <w:jc w:val="left"/>
             </w:pPr>
             <w:r>
-              <w:t xml:space="preserve">Dependencia</w:t>
+              <w:t xml:space="preserve">Modelos de equilibrio</w:t>
             </w:r>
           </w:p>
         </w:tc>
@@ -487,7 +577,7 @@
               <w:jc w:val="left"/>
             </w:pPr>
             <w:r>
-              <w:t xml:space="preserve">Patrón mal adaptado / tolerancia, abstinencia, control perdido (p. 450)</w:t>
+              <w:t xml:space="preserve">Cumplir las tareas de cada etapa / equilibrio entre continuidad y cambio, distinto en cada persona (pp. 445-449)</w:t>
             </w:r>
           </w:p>
         </w:tc>
@@ -525,58 +615,20 @@
               <w:jc w:val="left"/>
             </w:pPr>
             <w:r>
-              <w:t xml:space="preserve">Daño activo / fracaso en satisfacer necesidades (p. 457)</w:t>
-            </w:r>
-          </w:p>
-        </w:tc>
-      </w:tr>
-      <w:tr>
-        <w:tc>
-          <w:tcPr/>
-          <w:p>
-            <w:pPr>
-              <w:pStyle w:val="Compact"/>
-              <w:jc w:val="left"/>
-            </w:pPr>
-            <w:r>
-              <w:t xml:space="preserve">Depresión</w:t>
-            </w:r>
-          </w:p>
-        </w:tc>
-        <w:tc>
-          <w:tcPr/>
-          <w:p>
-            <w:pPr>
-              <w:pStyle w:val="Compact"/>
-              <w:jc w:val="left"/>
-            </w:pPr>
-            <w:r>
-              <w:t xml:space="preserve">Demencia / pseudodemencia</w:t>
-            </w:r>
-          </w:p>
-        </w:tc>
-        <w:tc>
-          <w:tcPr/>
-          <w:p>
-            <w:pPr>
-              <w:pStyle w:val="Compact"/>
-              <w:jc w:val="left"/>
-            </w:pPr>
-            <w:r>
-              <w:t xml:space="preserve">Trastorno del ánimo / múltiples déficits cognitivos / deterioro cognitivo por depresión (pp. 465-470)</w:t>
+              <w:t xml:space="preserve">Daño activo / no atender necesidades (la forma más común) (pp. 457-458)</w:t>
             </w:r>
           </w:p>
         </w:tc>
       </w:tr>
     </w:tbl>
     <w:bookmarkEnd w:id="13"/>
-    <w:bookmarkStart w:id="14" w:name="citas-y-datos-que-conviene-saber"/>
+    <w:bookmarkStart w:id="14" w:name="datos-que-conviene-saber"/>
     <w:p>
       <w:pPr>
         <w:pStyle w:val="Heading2"/>
       </w:pPr>
       <w:r>
-        <w:t xml:space="preserve">Citas y datos que conviene saber</w:t>
+        <w:t xml:space="preserve">Datos que conviene saber</w:t>
       </w:r>
     </w:p>
     <w:p>
@@ -588,7 +640,7 @@
         </w:numPr>
       </w:pPr>
       <w:r>
-        <w:t xml:space="preserve">Kivnick: salud mental = «hacer lo mejor que uno puede con lo que tiene» (Kivnick, 1993, p. 15, citado en Papalia et al., 2009b, p. 433).</w:t>
+        <w:t xml:space="preserve">Holmes y Rahe: 5.000 pacientes; enfermó la mitad de quienes tenían 150-300 LCU y el 70 % de quienes superaban 300 (Papalia et al., 2009b, pp. 435-436).</w:t>
       </w:r>
     </w:p>
     <w:p>
@@ -600,23 +652,7 @@
         </w:numPr>
       </w:pPr>
       <w:r>
-        <w:t xml:space="preserve">Koenig et al. (1988): la</w:t>
-      </w:r>
-      <w:r>
-        <w:t xml:space="preserve"> </w:t>
-      </w:r>
-      <w:r>
-        <w:rPr>
-          <w:b/>
-          <w:bCs/>
-        </w:rPr>
-        <w:t xml:space="preserve">religión</w:t>
-      </w:r>
-      <w:r>
-        <w:t xml:space="preserve"> </w:t>
-      </w:r>
-      <w:r>
-        <w:t xml:space="preserve">fue la estrategia más citada (17,4 %) (Papalia et al., 2009b, tabla 12.1, pp. 441-442).</w:t>
+        <w:t xml:space="preserve">Estrategias de los mayores: religión 17,4 %, mantenerse ocupado 15,1 %, aceptación 11,3 %, apoyo familiar o de amistades 11,1 % (pp. 441-442).</w:t>
       </w:r>
     </w:p>
     <w:p>
@@ -628,23 +664,7 @@
         </w:numPr>
       </w:pPr>
       <w:r>
-        <w:t xml:space="preserve">Abuso de ancianos:</w:t>
-      </w:r>
-      <w:r>
-        <w:t xml:space="preserve"> </w:t>
-      </w:r>
-      <w:r>
-        <w:rPr>
-          <w:b/>
-          <w:bCs/>
-        </w:rPr>
-        <w:t xml:space="preserve">90 %</w:t>
-      </w:r>
-      <w:r>
-        <w:t xml:space="preserve"> </w:t>
-      </w:r>
-      <w:r>
-        <w:t xml:space="preserve">de los abusadores son familiares (p. 458). Depresión: subdiagnosticada en ancianos (p. 466).</w:t>
+        <w:t xml:space="preserve">Siete ajustes de Peck: cuatro en la adultez media y tres en la vejez (p. 445).</w:t>
       </w:r>
     </w:p>
     <w:bookmarkEnd w:id="14"/>
@@ -662,7 +682,31 @@
         <w:pStyle w:val="FirstParagraph"/>
       </w:pPr>
       <w:r>
-        <w:t xml:space="preserve">Papalia, D. E., Sterns, H. L., Feldman, R. D., &amp; Camp, C. J. (2009b).</w:t>
+        <w:t xml:space="preserve">Cátedra de Psicología Evolutiva. (2026h).</w:t>
+      </w:r>
+      <w:r>
+        <w:t xml:space="preserve"> </w:t>
+      </w:r>
+      <w:r>
+        <w:rPr>
+          <w:i/>
+          <w:iCs/>
+        </w:rPr>
+        <w:t xml:space="preserve">Salud mental, afrontamiento y adaptación al envejecimiento</w:t>
+      </w:r>
+      <w:r>
+        <w:t xml:space="preserve"> </w:t>
+      </w:r>
+      <w:r>
+        <w:t xml:space="preserve">[Diapositivas de clase, unidad 10]. Universidad Favaloro.</w:t>
+      </w:r>
+    </w:p>
+    <w:p>
+      <w:pPr>
+        <w:pStyle w:val="BodyText"/>
+      </w:pPr>
+      <w:r>
+        <w:t xml:space="preserve">Papalia, D. E., Sterns, H. L., Feldman, R. D., &amp; Camp, C. J. (2009b). Salud mental, afrontamiento y adaptación al envejecimiento. En</w:t>
       </w:r>
       <w:r>
         <w:t xml:space="preserve"> </w:t>
@@ -675,7 +719,10 @@
         <w:t xml:space="preserve">Desarrollo del adulto y vejez</w:t>
       </w:r>
       <w:r>
-        <w:t xml:space="preserve">. McGraw Hill Interamericana.</w:t>
+        <w:t xml:space="preserve"> </w:t>
+      </w:r>
+      <w:r>
+        <w:t xml:space="preserve">(cap. 12, pp. 431-475). McGraw Hill Interamericana.</w:t>
       </w:r>
     </w:p>
     <w:bookmarkEnd w:id="15"/>
@@ -697,7 +744,7 @@
         </w:numPr>
       </w:pPr>
       <w:r>
-        <w:t xml:space="preserve">¿Cómo define Kivnick la salud mental?</w:t>
+        <w:t xml:space="preserve">¿Por qué decimos que el deterioro de la salud mental no es típico de la vejez?</w:t>
       </w:r>
     </w:p>
     <w:p>
@@ -709,7 +756,7 @@
         </w:numPr>
       </w:pPr>
       <w:r>
-        <w:t xml:space="preserve">Los cuatro modelos de afrontamiento en una oración cada uno.</w:t>
+        <w:t xml:space="preserve">¿Qué hallaron Holmes y Rahe y qué críticas recibe su modelo?</w:t>
       </w:r>
     </w:p>
     <w:p>
@@ -721,7 +768,7 @@
         </w:numPr>
       </w:pPr>
       <w:r>
-        <w:t xml:space="preserve">Diferenciá afrontamiento enfocado en el problema y en la emoción.</w:t>
+        <w:t xml:space="preserve">¿Qué es la desesperanza aprendida?</w:t>
       </w:r>
     </w:p>
     <w:p>
@@ -733,7 +780,7 @@
         </w:numPr>
       </w:pPr>
       <w:r>
-        <w:t xml:space="preserve">Desvinculación, actividad y continuidad: ¿qué dice cada una?</w:t>
+        <w:t xml:space="preserve">¿Qué recursos y restricciones influyen en el afrontamiento según Lazarus y Folkman?</w:t>
       </w:r>
     </w:p>
     <w:p>
@@ -745,7 +792,7 @@
         </w:numPr>
       </w:pPr>
       <w:r>
-        <w:t xml:space="preserve">¿Por qué se subdiagnostica la depresión en los ancianos?</w:t>
+        <w:t xml:space="preserve">¿Qué modo de afrontamiento usarías ante la pérdida de la audición? ¿Y ante el fallecimiento del cónyuge?</w:t>
       </w:r>
     </w:p>
     <w:p>
@@ -757,7 +804,7 @@
         </w:numPr>
       </w:pPr>
       <w:r>
-        <w:t xml:space="preserve">Seis dimensiones del bienestar de Ryff.</w:t>
+        <w:t xml:space="preserve">Los tres componentes del envejecimiento exitoso y dos críticas.</w:t>
       </w:r>
     </w:p>
     <w:p>
@@ -769,7 +816,19 @@
         </w:numPr>
       </w:pPr>
       <w:r>
-        <w:t xml:space="preserve">¿Qué propone Kivnick con la valoración de fortalezas?</w:t>
+        <w:t xml:space="preserve">Diferenciá desvinculación, actividad y continuidad.</w:t>
+      </w:r>
+    </w:p>
+    <w:p>
+      <w:pPr>
+        <w:pStyle w:val="Compact"/>
+        <w:numPr>
+          <w:ilvl w:val="0"/>
+          <w:numId w:val="1002"/>
+        </w:numPr>
+      </w:pPr>
+      <w:r>
+        <w:t xml:space="preserve">¿Cuál es la forma más común de abuso de ancianos y quiénes son más vulnerables?</w:t>
       </w:r>
     </w:p>
     <w:bookmarkEnd w:id="16"/>
@@ -857,7 +916,7 @@
       <w:pStyle w:val="EncabezadoGuia"/>
     </w:pPr>
     <w:r>
-      <w:t xml:space="preserve">C22 — Afrontamiento y salud mental · Ficha de repaso</w:t>
+      <w:t xml:space="preserve">C22 — Salud mental, afrontamiento y adaptación · Ficha de repaso</w:t>
     </w:r>
   </w:p>
 </w:hdr>
